--- a/1_LINUX/lab3/K3121_ПР_№3_Linux_Мануковская_Сакулин_Сафронов.docx
+++ b/1_LINUX/lab3/K3121_ПР_№3_Linux_Мануковская_Сакулин_Сафронов.docx
@@ -1,6 +1,6 @@
 
 <file path=word/document.xml><?xml version="1.0" encoding="utf-8"?>
-<w:document xmlns:wpc="http://schemas.microsoft.com/office/word/2010/wordprocessingCanvas" xmlns:cx="http://schemas.microsoft.com/office/drawing/2014/chartex" xmlns:cx1="http://schemas.microsoft.com/office/drawing/2015/9/8/chartex" xmlns:cx2="http://schemas.microsoft.com/office/drawing/2015/10/21/chartex" xmlns:cx3="http://schemas.microsoft.com/office/drawing/2016/5/9/chartex" xmlns:cx4="http://schemas.microsoft.com/office/drawing/2016/5/10/chartex" xmlns:cx5="http://schemas.microsoft.com/office/drawing/2016/5/11/chartex" xmlns:cx6="http://schemas.microsoft.com/office/drawing/2016/5/12/chartex" xmlns:cx7="http://schemas.microsoft.com/office/drawing/2016/5/13/chartex" xmlns:cx8="http://schemas.microsoft.com/office/drawing/2016/5/14/chartex" xmlns:mc="http://schemas.openxmlformats.org/markup-compatibility/2006" xmlns:aink="http://schemas.microsoft.com/office/drawing/2016/ink" xmlns:am3d="http://schemas.microsoft.com/office/drawing/2017/model3d" xmlns:o="urn:schemas-microsoft-com:office:office" xmlns:oel="http://schemas.microsoft.com/office/2019/extlst" xmlns:r="http://schemas.openxmlformats.org/officeDocument/2006/relationships" xmlns:m="http://schemas.openxmlformats.org/officeDocument/2006/math" xmlns:v="urn:schemas-microsoft-com:vml" xmlns:wp14="http://schemas.microsoft.com/office/word/2010/wordprocessingDrawing" xmlns:wp="http://schemas.openxmlformats.org/drawingml/2006/wordprocessingDrawing" xmlns:w10="urn:schemas-microsoft-com:office:word" xmlns:w="http://schemas.openxmlformats.org/wordprocessingml/2006/main" xmlns:w14="http://schemas.microsoft.com/office/word/2010/wordml" xmlns:w15="http://schemas.microsoft.com/office/word/2012/wordml" xmlns:w16cex="http://schemas.microsoft.com/office/word/2018/wordml/cex" xmlns:w16cid="http://schemas.microsoft.com/office/word/2016/wordml/cid" xmlns:w16="http://schemas.microsoft.com/office/word/2018/wordml" xmlns:w16du="http://schemas.microsoft.com/office/word/2023/wordml/word16du" xmlns:w16sdtdh="http://schemas.microsoft.com/office/word/2020/wordml/sdtdatahash" xmlns:w16se="http://schemas.microsoft.com/office/word/2015/wordml/symex" xmlns:wpg="http://schemas.microsoft.com/office/word/2010/wordprocessingGroup" xmlns:wpi="http://schemas.microsoft.com/office/word/2010/wordprocessingInk" xmlns:wne="http://schemas.microsoft.com/office/word/2006/wordml" xmlns:wps="http://schemas.microsoft.com/office/word/2010/wordprocessingShape" mc:Ignorable="w14 w15 w16se w16cid w16 w16cex w16sdtdh w16du wp14">
+<w:document xmlns:wpc="http://schemas.microsoft.com/office/word/2010/wordprocessingCanvas" xmlns:cx="http://schemas.microsoft.com/office/drawing/2014/chartex" xmlns:cx1="http://schemas.microsoft.com/office/drawing/2015/9/8/chartex" xmlns:cx2="http://schemas.microsoft.com/office/drawing/2015/10/21/chartex" xmlns:cx3="http://schemas.microsoft.com/office/drawing/2016/5/9/chartex" xmlns:cx4="http://schemas.microsoft.com/office/drawing/2016/5/10/chartex" xmlns:cx5="http://schemas.microsoft.com/office/drawing/2016/5/11/chartex" xmlns:cx6="http://schemas.microsoft.com/office/drawing/2016/5/12/chartex" xmlns:cx7="http://schemas.microsoft.com/office/drawing/2016/5/13/chartex" xmlns:cx8="http://schemas.microsoft.com/office/drawing/2016/5/14/chartex" xmlns:mc="http://schemas.openxmlformats.org/markup-compatibility/2006" xmlns:aink="http://schemas.microsoft.com/office/drawing/2016/ink" xmlns:am3d="http://schemas.microsoft.com/office/drawing/2017/model3d" xmlns:o="urn:schemas-microsoft-com:office:office" xmlns:oel="http://schemas.microsoft.com/office/2019/extlst" xmlns:r="http://schemas.openxmlformats.org/officeDocument/2006/relationships" xmlns:m="http://schemas.openxmlformats.org/officeDocument/2006/math" xmlns:v="urn:schemas-microsoft-com:vml" xmlns:wp14="http://schemas.microsoft.com/office/word/2010/wordprocessingDrawing" xmlns:wp="http://schemas.openxmlformats.org/drawingml/2006/wordprocessingDrawing" xmlns:w10="urn:schemas-microsoft-com:office:word" xmlns:w="http://schemas.openxmlformats.org/wordprocessingml/2006/main" xmlns:w14="http://schemas.microsoft.com/office/word/2010/wordml" xmlns:w15="http://schemas.microsoft.com/office/word/2012/wordml" xmlns:w16cex="http://schemas.microsoft.com/office/word/2018/wordml/cex" xmlns:w16cid="http://schemas.microsoft.com/office/word/2016/wordml/cid" xmlns:w16="http://schemas.microsoft.com/office/word/2018/wordml" xmlns:w16du="http://schemas.microsoft.com/office/word/2023/wordml/word16du" xmlns:w16sdtdh="http://schemas.microsoft.com/office/word/2020/wordml/sdtdatahash" xmlns:w16sdtfl="http://schemas.microsoft.com/office/word/2024/wordml/sdtformatlock" xmlns:w16se="http://schemas.microsoft.com/office/word/2015/wordml/symex" xmlns:wpg="http://schemas.microsoft.com/office/word/2010/wordprocessingGroup" xmlns:wpi="http://schemas.microsoft.com/office/word/2010/wordprocessingInk" xmlns:wne="http://schemas.microsoft.com/office/word/2006/wordml" xmlns:wps="http://schemas.microsoft.com/office/word/2010/wordprocessingShape" mc:Ignorable="w14 w15 w16se w16cid w16 w16cex w16sdtdh w16sdtfl w16du wp14">
   <w:body>
     <w:p>
       <w:pPr>
@@ -168,7 +168,6 @@
         <w:rPr>
           <w:b/>
           <w:highlight w:val="yellow"/>
-          <w:lang w:val="en-US"/>
         </w:rPr>
       </w:pPr>
       <w:r>
@@ -193,7 +192,6 @@
       <w:r>
         <w:rPr>
           <w:b/>
-          <w:lang w:val="en-US"/>
         </w:rPr>
         <w:t>3</w:t>
       </w:r>
@@ -263,6 +261,7 @@
           <w:lang w:eastAsia="en-US"/>
         </w:rPr>
       </w:pPr>
+      <w:proofErr w:type="spellStart"/>
       <w:r>
         <w:rPr>
           <w:color w:val="000000"/>
@@ -270,7 +269,17 @@
           <w:szCs w:val="22"/>
           <w:lang w:eastAsia="en-US"/>
         </w:rPr>
-        <w:t>Мануковская Д. М.</w:t>
+        <w:t>Мануковская</w:t>
+      </w:r>
+      <w:proofErr w:type="spellEnd"/>
+      <w:r>
+        <w:rPr>
+          <w:color w:val="000000"/>
+          <w:kern w:val="2"/>
+          <w:szCs w:val="22"/>
+          <w:lang w:eastAsia="en-US"/>
+        </w:rPr>
+        <w:t xml:space="preserve"> Д. М.</w:t>
       </w:r>
     </w:p>
     <w:p>
@@ -949,7 +958,189 @@
         <w:rPr>
           <w:lang w:val="en-US"/>
         </w:rPr>
-        <w:t>: lsblk, blkid, blockdev, fdisk, mkfs.ext4, resizetofs, exportfs, mount, umount, systemctl, pvcrate, vgcrate, vgdisplay, lvcreate, tune2fs.</w:t>
+        <w:t xml:space="preserve">: </w:t>
+      </w:r>
+      <w:proofErr w:type="spellStart"/>
+      <w:r>
+        <w:rPr>
+          <w:lang w:val="en-US"/>
+        </w:rPr>
+        <w:t>lsblk</w:t>
+      </w:r>
+      <w:proofErr w:type="spellEnd"/>
+      <w:r>
+        <w:rPr>
+          <w:lang w:val="en-US"/>
+        </w:rPr>
+        <w:t xml:space="preserve">, </w:t>
+      </w:r>
+      <w:proofErr w:type="spellStart"/>
+      <w:r>
+        <w:rPr>
+          <w:lang w:val="en-US"/>
+        </w:rPr>
+        <w:t>blkid</w:t>
+      </w:r>
+      <w:proofErr w:type="spellEnd"/>
+      <w:r>
+        <w:rPr>
+          <w:lang w:val="en-US"/>
+        </w:rPr>
+        <w:t xml:space="preserve">, </w:t>
+      </w:r>
+      <w:proofErr w:type="spellStart"/>
+      <w:r>
+        <w:rPr>
+          <w:lang w:val="en-US"/>
+        </w:rPr>
+        <w:t>blockdev</w:t>
+      </w:r>
+      <w:proofErr w:type="spellEnd"/>
+      <w:r>
+        <w:rPr>
+          <w:lang w:val="en-US"/>
+        </w:rPr>
+        <w:t xml:space="preserve">, </w:t>
+      </w:r>
+      <w:proofErr w:type="spellStart"/>
+      <w:r>
+        <w:rPr>
+          <w:lang w:val="en-US"/>
+        </w:rPr>
+        <w:t>fdisk</w:t>
+      </w:r>
+      <w:proofErr w:type="spellEnd"/>
+      <w:r>
+        <w:rPr>
+          <w:lang w:val="en-US"/>
+        </w:rPr>
+        <w:t xml:space="preserve">, </w:t>
+      </w:r>
+      <w:proofErr w:type="gramStart"/>
+      <w:r>
+        <w:rPr>
+          <w:lang w:val="en-US"/>
+        </w:rPr>
+        <w:t>mkfs.ext</w:t>
+      </w:r>
+      <w:proofErr w:type="gramEnd"/>
+      <w:r>
+        <w:rPr>
+          <w:lang w:val="en-US"/>
+        </w:rPr>
+        <w:t xml:space="preserve">4, </w:t>
+      </w:r>
+      <w:proofErr w:type="spellStart"/>
+      <w:r>
+        <w:rPr>
+          <w:lang w:val="en-US"/>
+        </w:rPr>
+        <w:t>resizetofs</w:t>
+      </w:r>
+      <w:proofErr w:type="spellEnd"/>
+      <w:r>
+        <w:rPr>
+          <w:lang w:val="en-US"/>
+        </w:rPr>
+        <w:t xml:space="preserve">, </w:t>
+      </w:r>
+      <w:proofErr w:type="spellStart"/>
+      <w:r>
+        <w:rPr>
+          <w:lang w:val="en-US"/>
+        </w:rPr>
+        <w:t>exportfs</w:t>
+      </w:r>
+      <w:proofErr w:type="spellEnd"/>
+      <w:r>
+        <w:rPr>
+          <w:lang w:val="en-US"/>
+        </w:rPr>
+        <w:t xml:space="preserve">, mount, </w:t>
+      </w:r>
+      <w:proofErr w:type="spellStart"/>
+      <w:r>
+        <w:rPr>
+          <w:lang w:val="en-US"/>
+        </w:rPr>
+        <w:t>umount</w:t>
+      </w:r>
+      <w:proofErr w:type="spellEnd"/>
+      <w:r>
+        <w:rPr>
+          <w:lang w:val="en-US"/>
+        </w:rPr>
+        <w:t xml:space="preserve">, </w:t>
+      </w:r>
+      <w:proofErr w:type="spellStart"/>
+      <w:r>
+        <w:rPr>
+          <w:lang w:val="en-US"/>
+        </w:rPr>
+        <w:t>systemctl</w:t>
+      </w:r>
+      <w:proofErr w:type="spellEnd"/>
+      <w:r>
+        <w:rPr>
+          <w:lang w:val="en-US"/>
+        </w:rPr>
+        <w:t xml:space="preserve">, </w:t>
+      </w:r>
+      <w:proofErr w:type="spellStart"/>
+      <w:r>
+        <w:rPr>
+          <w:lang w:val="en-US"/>
+        </w:rPr>
+        <w:t>pvcrate</w:t>
+      </w:r>
+      <w:proofErr w:type="spellEnd"/>
+      <w:r>
+        <w:rPr>
+          <w:lang w:val="en-US"/>
+        </w:rPr>
+        <w:t xml:space="preserve">, </w:t>
+      </w:r>
+      <w:proofErr w:type="spellStart"/>
+      <w:r>
+        <w:rPr>
+          <w:lang w:val="en-US"/>
+        </w:rPr>
+        <w:t>vgcrate</w:t>
+      </w:r>
+      <w:proofErr w:type="spellEnd"/>
+      <w:r>
+        <w:rPr>
+          <w:lang w:val="en-US"/>
+        </w:rPr>
+        <w:t xml:space="preserve">, </w:t>
+      </w:r>
+      <w:proofErr w:type="spellStart"/>
+      <w:r>
+        <w:rPr>
+          <w:lang w:val="en-US"/>
+        </w:rPr>
+        <w:t>vgdisplay</w:t>
+      </w:r>
+      <w:proofErr w:type="spellEnd"/>
+      <w:r>
+        <w:rPr>
+          <w:lang w:val="en-US"/>
+        </w:rPr>
+        <w:t xml:space="preserve">, </w:t>
+      </w:r>
+      <w:proofErr w:type="spellStart"/>
+      <w:r>
+        <w:rPr>
+          <w:lang w:val="en-US"/>
+        </w:rPr>
+        <w:t>lvcreate</w:t>
+      </w:r>
+      <w:proofErr w:type="spellEnd"/>
+      <w:r>
+        <w:rPr>
+          <w:lang w:val="en-US"/>
+        </w:rPr>
+        <w:t>, tune2fs.</w:t>
       </w:r>
     </w:p>
     <w:p>
@@ -965,16 +1156,76 @@
         <w:rPr>
           <w:lang w:val="en-US"/>
         </w:rPr>
-        <w:t>: /etc/fstab, /etc/exports.</w:t>
+        <w:t>: /</w:t>
+      </w:r>
+      <w:proofErr w:type="spellStart"/>
+      <w:r>
+        <w:rPr>
+          <w:lang w:val="en-US"/>
+        </w:rPr>
+        <w:t>etc</w:t>
+      </w:r>
+      <w:proofErr w:type="spellEnd"/>
+      <w:r>
+        <w:rPr>
+          <w:lang w:val="en-US"/>
+        </w:rPr>
+        <w:t>/</w:t>
+      </w:r>
+      <w:proofErr w:type="spellStart"/>
+      <w:r>
+        <w:rPr>
+          <w:lang w:val="en-US"/>
+        </w:rPr>
+        <w:t>fstab</w:t>
+      </w:r>
+      <w:proofErr w:type="spellEnd"/>
+      <w:r>
+        <w:rPr>
+          <w:lang w:val="en-US"/>
+        </w:rPr>
+        <w:t>, /</w:t>
+      </w:r>
+      <w:proofErr w:type="spellStart"/>
+      <w:r>
+        <w:rPr>
+          <w:lang w:val="en-US"/>
+        </w:rPr>
+        <w:t>etc</w:t>
+      </w:r>
+      <w:proofErr w:type="spellEnd"/>
+      <w:r>
+        <w:rPr>
+          <w:lang w:val="en-US"/>
+        </w:rPr>
+        <w:t>/exports.</w:t>
       </w:r>
     </w:p>
     <w:p>
       <w:r>
         <w:t xml:space="preserve">Утилиты работы с текстом: </w:t>
       </w:r>
-      <w:r>
-        <w:t>echo, grep, sed</w:t>
-      </w:r>
+      <w:proofErr w:type="spellStart"/>
+      <w:r>
+        <w:t>echo</w:t>
+      </w:r>
+      <w:proofErr w:type="spellEnd"/>
+      <w:r>
+        <w:t xml:space="preserve">, </w:t>
+      </w:r>
+      <w:proofErr w:type="spellStart"/>
+      <w:r>
+        <w:t>grep</w:t>
+      </w:r>
+      <w:proofErr w:type="spellEnd"/>
+      <w:r>
+        <w:t xml:space="preserve">, </w:t>
+      </w:r>
+      <w:proofErr w:type="spellStart"/>
+      <w:r>
+        <w:t>sed</w:t>
+      </w:r>
+      <w:proofErr w:type="spellEnd"/>
       <w:r>
         <w:t>.</w:t>
       </w:r>
@@ -983,9 +1234,19 @@
       <w:r>
         <w:t xml:space="preserve">Редакторы: </w:t>
       </w:r>
-      <w:r>
-        <w:t>vi, nano</w:t>
-      </w:r>
+      <w:proofErr w:type="spellStart"/>
+      <w:r>
+        <w:t>vi</w:t>
+      </w:r>
+      <w:proofErr w:type="spellEnd"/>
+      <w:r>
+        <w:t xml:space="preserve">, </w:t>
+      </w:r>
+      <w:proofErr w:type="spellStart"/>
+      <w:r>
+        <w:t>nano</w:t>
+      </w:r>
+      <w:proofErr w:type="spellEnd"/>
       <w:r>
         <w:t>.</w:t>
       </w:r>
@@ -1579,7 +1840,23 @@
     </w:p>
     <w:p>
       <w:r>
-        <w:t>Текст файла /etc/fstab из части 5</w:t>
+        <w:t>Текст файла /</w:t>
+      </w:r>
+      <w:proofErr w:type="spellStart"/>
+      <w:r>
+        <w:t>etc</w:t>
+      </w:r>
+      <w:proofErr w:type="spellEnd"/>
+      <w:r>
+        <w:t>/</w:t>
+      </w:r>
+      <w:proofErr w:type="spellStart"/>
+      <w:r>
+        <w:t>fstab</w:t>
+      </w:r>
+      <w:proofErr w:type="spellEnd"/>
+      <w:r>
+        <w:t xml:space="preserve"> из части 5</w:t>
       </w:r>
       <w:r>
         <w:t xml:space="preserve"> представлен на рисунке 7.</w:t>
@@ -1687,6 +1964,7 @@
         </w:rPr>
         <w:t>/</w:t>
       </w:r>
+      <w:proofErr w:type="spellStart"/>
       <w:r>
         <w:rPr>
           <w:b/>
@@ -1695,6 +1973,7 @@
         </w:rPr>
         <w:t>etc</w:t>
       </w:r>
+      <w:proofErr w:type="spellEnd"/>
       <w:r>
         <w:rPr>
           <w:b/>
@@ -1702,12 +1981,21 @@
         </w:rPr>
         <w:t>/</w:t>
       </w:r>
-      <w:r>
-        <w:rPr>
-          <w:b/>
-          <w:bCs/>
-        </w:rPr>
-        <w:t>exports из части 6.</w:t>
+      <w:proofErr w:type="spellStart"/>
+      <w:r>
+        <w:rPr>
+          <w:b/>
+          <w:bCs/>
+        </w:rPr>
+        <w:t>exports</w:t>
+      </w:r>
+      <w:proofErr w:type="spellEnd"/>
+      <w:r>
+        <w:rPr>
+          <w:b/>
+          <w:bCs/>
+        </w:rPr>
+        <w:t xml:space="preserve"> из части 6.</w:t>
       </w:r>
     </w:p>
     <w:p>
@@ -1777,7 +2065,15 @@
         <w:t xml:space="preserve">Рисунок 8 – </w:t>
       </w:r>
       <w:r>
-        <w:t>Файл exports из части 6.</w:t>
+        <w:t xml:space="preserve">Файл </w:t>
+      </w:r>
+      <w:proofErr w:type="spellStart"/>
+      <w:r>
+        <w:t>exports</w:t>
+      </w:r>
+      <w:proofErr w:type="spellEnd"/>
+      <w:r>
+        <w:t xml:space="preserve"> из части 6.</w:t>
       </w:r>
     </w:p>
     <w:p>
@@ -1807,7 +2103,39 @@
           <w:b/>
           <w:bCs/>
         </w:rPr>
-        <w:t>Файл /etc/fstab из части 6 п.4</w:t>
+        <w:t>Файл /</w:t>
+      </w:r>
+      <w:proofErr w:type="spellStart"/>
+      <w:r>
+        <w:rPr>
+          <w:b/>
+          <w:bCs/>
+        </w:rPr>
+        <w:t>etc</w:t>
+      </w:r>
+      <w:proofErr w:type="spellEnd"/>
+      <w:r>
+        <w:rPr>
+          <w:b/>
+          <w:bCs/>
+        </w:rPr>
+        <w:t>/</w:t>
+      </w:r>
+      <w:proofErr w:type="spellStart"/>
+      <w:r>
+        <w:rPr>
+          <w:b/>
+          <w:bCs/>
+        </w:rPr>
+        <w:t>fstab</w:t>
+      </w:r>
+      <w:proofErr w:type="spellEnd"/>
+      <w:r>
+        <w:rPr>
+          <w:b/>
+          <w:bCs/>
+        </w:rPr>
+        <w:t xml:space="preserve"> из части 6 п.4</w:t>
       </w:r>
     </w:p>
     <w:p>
@@ -1876,7 +2204,23 @@
         <w:t xml:space="preserve">Рисунок 9 – </w:t>
       </w:r>
       <w:r>
-        <w:t>Файл /etc/fstab из части 6</w:t>
+        <w:t>Файл /</w:t>
+      </w:r>
+      <w:proofErr w:type="spellStart"/>
+      <w:r>
+        <w:t>etc</w:t>
+      </w:r>
+      <w:proofErr w:type="spellEnd"/>
+      <w:r>
+        <w:t>/</w:t>
+      </w:r>
+      <w:proofErr w:type="spellStart"/>
+      <w:r>
+        <w:t>fstab</w:t>
+      </w:r>
+      <w:proofErr w:type="spellEnd"/>
+      <w:r>
+        <w:t xml:space="preserve"> из части 6</w:t>
       </w:r>
       <w:r>
         <w:t xml:space="preserve"> п4</w:t>
@@ -1912,7 +2256,23 @@
           <w:b/>
           <w:bCs/>
         </w:rPr>
-        <w:t>Файл mdstat из части 7.</w:t>
+        <w:t xml:space="preserve">Файл </w:t>
+      </w:r>
+      <w:proofErr w:type="spellStart"/>
+      <w:r>
+        <w:rPr>
+          <w:b/>
+          <w:bCs/>
+        </w:rPr>
+        <w:t>mdstat</w:t>
+      </w:r>
+      <w:proofErr w:type="spellEnd"/>
+      <w:r>
+        <w:rPr>
+          <w:b/>
+          <w:bCs/>
+        </w:rPr>
+        <w:t xml:space="preserve"> из части 7.</w:t>
       </w:r>
     </w:p>
     <w:p>
@@ -1984,8 +2344,13 @@
       <w:r>
         <w:t xml:space="preserve">Файл </w:t>
       </w:r>
-      <w:r>
-        <w:t>mdstat из части 7</w:t>
+      <w:proofErr w:type="spellStart"/>
+      <w:r>
+        <w:t>mdstat</w:t>
+      </w:r>
+      <w:proofErr w:type="spellEnd"/>
+      <w:r>
+        <w:t xml:space="preserve"> из части 7</w:t>
       </w:r>
       <w:r>
         <w:t>.</w:t>
@@ -2255,8 +2620,13 @@
       <w:r>
         <w:t xml:space="preserve"># </w:t>
       </w:r>
-      <w:r>
-        <w:t>Отмонтируем и изменим размер раздела</w:t>
+      <w:proofErr w:type="spellStart"/>
+      <w:r>
+        <w:t>Отмонтируем</w:t>
+      </w:r>
+      <w:proofErr w:type="spellEnd"/>
+      <w:r>
+        <w:t xml:space="preserve"> и изменим размер раздела</w:t>
       </w:r>
     </w:p>
     <w:p>
@@ -2268,6 +2638,7 @@
           <w:lang w:val="en-US"/>
         </w:rPr>
       </w:pPr>
+      <w:proofErr w:type="spellStart"/>
       <w:r>
         <w:rPr>
           <w:b/>
@@ -2276,6 +2647,7 @@
         </w:rPr>
         <w:t>sudo</w:t>
       </w:r>
+      <w:proofErr w:type="spellEnd"/>
       <w:r>
         <w:rPr>
           <w:b/>
@@ -2284,6 +2656,7 @@
         </w:rPr>
         <w:t xml:space="preserve"> </w:t>
       </w:r>
+      <w:proofErr w:type="spellStart"/>
       <w:r>
         <w:rPr>
           <w:b/>
@@ -2292,6 +2665,7 @@
         </w:rPr>
         <w:t>umount</w:t>
       </w:r>
+      <w:proofErr w:type="spellEnd"/>
       <w:r>
         <w:rPr>
           <w:b/>
@@ -2342,14 +2716,52 @@
           <w:lang w:val="en-US"/>
         </w:rPr>
       </w:pPr>
-      <w:r>
-        <w:rPr>
-          <w:b/>
-          <w:bCs/>
-          <w:lang w:val="en-US"/>
-        </w:rPr>
-        <w:t>sudo fdisk /dev/sdb</w:t>
-      </w:r>
+      <w:proofErr w:type="spellStart"/>
+      <w:r>
+        <w:rPr>
+          <w:b/>
+          <w:bCs/>
+          <w:lang w:val="en-US"/>
+        </w:rPr>
+        <w:t>sudo</w:t>
+      </w:r>
+      <w:proofErr w:type="spellEnd"/>
+      <w:r>
+        <w:rPr>
+          <w:b/>
+          <w:bCs/>
+          <w:lang w:val="en-US"/>
+        </w:rPr>
+        <w:t xml:space="preserve"> </w:t>
+      </w:r>
+      <w:proofErr w:type="spellStart"/>
+      <w:r>
+        <w:rPr>
+          <w:b/>
+          <w:bCs/>
+          <w:lang w:val="en-US"/>
+        </w:rPr>
+        <w:t>fdisk</w:t>
+      </w:r>
+      <w:proofErr w:type="spellEnd"/>
+      <w:r>
+        <w:rPr>
+          <w:b/>
+          <w:bCs/>
+          <w:lang w:val="en-US"/>
+        </w:rPr>
+        <w:t xml:space="preserve"> /dev/</w:t>
+      </w:r>
+      <w:proofErr w:type="spellStart"/>
+      <w:r>
+        <w:rPr>
+          <w:b/>
+          <w:bCs/>
+          <w:lang w:val="en-US"/>
+        </w:rPr>
+        <w:t>sdb</w:t>
+      </w:r>
+      <w:proofErr w:type="spellEnd"/>
     </w:p>
     <w:p>
       <w:r>
@@ -2392,12 +2804,14 @@
       <w:r>
         <w:t xml:space="preserve">– запись таблицы разделов и выход из </w:t>
       </w:r>
+      <w:proofErr w:type="spellStart"/>
       <w:r>
         <w:rPr>
           <w:lang w:val="en-US"/>
         </w:rPr>
         <w:t>fdisk</w:t>
       </w:r>
+      <w:proofErr w:type="spellEnd"/>
     </w:p>
     <w:p>
       <w:pPr>
@@ -2418,6 +2832,7 @@
           <w:bCs/>
         </w:rPr>
       </w:pPr>
+      <w:proofErr w:type="spellStart"/>
       <w:r>
         <w:rPr>
           <w:b/>
@@ -2426,6 +2841,7 @@
         </w:rPr>
         <w:t>sudo</w:t>
       </w:r>
+      <w:proofErr w:type="spellEnd"/>
       <w:r>
         <w:rPr>
           <w:b/>
@@ -2433,6 +2849,7 @@
         </w:rPr>
         <w:t xml:space="preserve"> </w:t>
       </w:r>
+      <w:proofErr w:type="spellStart"/>
       <w:r>
         <w:rPr>
           <w:b/>
@@ -2441,6 +2858,7 @@
         </w:rPr>
         <w:t>partprobe</w:t>
       </w:r>
+      <w:proofErr w:type="spellEnd"/>
     </w:p>
     <w:p>
       <w:pPr>
@@ -2451,14 +2869,52 @@
           <w:lang w:val="en-US"/>
         </w:rPr>
       </w:pPr>
-      <w:r>
-        <w:rPr>
-          <w:b/>
-          <w:bCs/>
-          <w:lang w:val="en-US"/>
-        </w:rPr>
-        <w:t>sudo fdisk -l /dev/sdb</w:t>
-      </w:r>
+      <w:proofErr w:type="spellStart"/>
+      <w:r>
+        <w:rPr>
+          <w:b/>
+          <w:bCs/>
+          <w:lang w:val="en-US"/>
+        </w:rPr>
+        <w:t>sudo</w:t>
+      </w:r>
+      <w:proofErr w:type="spellEnd"/>
+      <w:r>
+        <w:rPr>
+          <w:b/>
+          <w:bCs/>
+          <w:lang w:val="en-US"/>
+        </w:rPr>
+        <w:t xml:space="preserve"> </w:t>
+      </w:r>
+      <w:proofErr w:type="spellStart"/>
+      <w:r>
+        <w:rPr>
+          <w:b/>
+          <w:bCs/>
+          <w:lang w:val="en-US"/>
+        </w:rPr>
+        <w:t>fdisk</w:t>
+      </w:r>
+      <w:proofErr w:type="spellEnd"/>
+      <w:r>
+        <w:rPr>
+          <w:b/>
+          <w:bCs/>
+          <w:lang w:val="en-US"/>
+        </w:rPr>
+        <w:t xml:space="preserve"> -l /dev/</w:t>
+      </w:r>
+      <w:proofErr w:type="spellStart"/>
+      <w:r>
+        <w:rPr>
+          <w:b/>
+          <w:bCs/>
+          <w:lang w:val="en-US"/>
+        </w:rPr>
+        <w:t>sdb</w:t>
+      </w:r>
+      <w:proofErr w:type="spellEnd"/>
     </w:p>
     <w:p>
       <w:pPr>
@@ -2469,13 +2925,23 @@
           <w:lang w:val="en-US"/>
         </w:rPr>
       </w:pPr>
-      <w:r>
-        <w:rPr>
-          <w:b/>
-          <w:bCs/>
-          <w:lang w:val="en-US"/>
-        </w:rPr>
-        <w:t>sudo e2fsck -f /dev/sdb1</w:t>
+      <w:proofErr w:type="spellStart"/>
+      <w:r>
+        <w:rPr>
+          <w:b/>
+          <w:bCs/>
+          <w:lang w:val="en-US"/>
+        </w:rPr>
+        <w:t>sudo</w:t>
+      </w:r>
+      <w:proofErr w:type="spellEnd"/>
+      <w:r>
+        <w:rPr>
+          <w:b/>
+          <w:bCs/>
+          <w:lang w:val="en-US"/>
+        </w:rPr>
+        <w:t xml:space="preserve"> e2fsck -f /dev/sdb1</w:t>
       </w:r>
     </w:p>
     <w:p>
@@ -2487,13 +2953,23 @@
           <w:lang w:val="en-US"/>
         </w:rPr>
       </w:pPr>
-      <w:r>
-        <w:rPr>
-          <w:b/>
-          <w:bCs/>
-          <w:lang w:val="en-US"/>
-        </w:rPr>
-        <w:t>sudo resize2fs /dev/sdb1</w:t>
+      <w:proofErr w:type="spellStart"/>
+      <w:r>
+        <w:rPr>
+          <w:b/>
+          <w:bCs/>
+          <w:lang w:val="en-US"/>
+        </w:rPr>
+        <w:t>sudo</w:t>
+      </w:r>
+      <w:proofErr w:type="spellEnd"/>
+      <w:r>
+        <w:rPr>
+          <w:b/>
+          <w:bCs/>
+          <w:lang w:val="en-US"/>
+        </w:rPr>
+        <w:t xml:space="preserve"> resize2fs /dev/sdb1</w:t>
       </w:r>
     </w:p>
     <w:p>
@@ -2522,6 +2998,7 @@
           <w:lang w:val="en-US"/>
         </w:rPr>
       </w:pPr>
+      <w:proofErr w:type="spellStart"/>
       <w:r>
         <w:rPr>
           <w:b/>
@@ -2530,6 +3007,7 @@
         </w:rPr>
         <w:t>sudo</w:t>
       </w:r>
+      <w:proofErr w:type="spellEnd"/>
       <w:r>
         <w:rPr>
           <w:b/>
@@ -2634,7 +3112,31 @@
     </w:p>
     <w:p>
       <w:r>
-        <w:t>В случае использования LVM (Logical Volume Manager) вам не нужно отмонтировать раздел при изменении размера логических томов или при добавлении нового пространства, поскольку LVM поддерживает динамическое управление томами и их размерами, что позволяет выполнять операции в режиме онлайн</w:t>
+        <w:t>В случае использования LVM (</w:t>
+      </w:r>
+      <w:proofErr w:type="spellStart"/>
+      <w:r>
+        <w:t>Logical</w:t>
+      </w:r>
+      <w:proofErr w:type="spellEnd"/>
+      <w:r>
+        <w:t xml:space="preserve"> </w:t>
+      </w:r>
+      <w:proofErr w:type="spellStart"/>
+      <w:r>
+        <w:t>Volume</w:t>
+      </w:r>
+      <w:proofErr w:type="spellEnd"/>
+      <w:r>
+        <w:t xml:space="preserve"> Manager) вам не нужно </w:t>
+      </w:r>
+      <w:proofErr w:type="spellStart"/>
+      <w:r>
+        <w:t>отмонтировать</w:t>
+      </w:r>
+      <w:proofErr w:type="spellEnd"/>
+      <w:r>
+        <w:t xml:space="preserve"> раздел при изменении размера логических томов или при добавлении нового пространства, поскольку LVM поддерживает динамическое управление томами и их размерами, что позволяет выполнять операции в режиме онлайн</w:t>
       </w:r>
       <w:r>
         <w:t>.</w:t>
@@ -2685,7 +3187,39 @@
           <w:b/>
           <w:bCs/>
         </w:rPr>
-        <w:t>Настройка файла /etc/exports:</w:t>
+        <w:t>Настройка файла /</w:t>
+      </w:r>
+      <w:proofErr w:type="spellStart"/>
+      <w:r>
+        <w:rPr>
+          <w:b/>
+          <w:bCs/>
+        </w:rPr>
+        <w:t>etc</w:t>
+      </w:r>
+      <w:proofErr w:type="spellEnd"/>
+      <w:r>
+        <w:rPr>
+          <w:b/>
+          <w:bCs/>
+        </w:rPr>
+        <w:t>/</w:t>
+      </w:r>
+      <w:proofErr w:type="spellStart"/>
+      <w:r>
+        <w:rPr>
+          <w:b/>
+          <w:bCs/>
+        </w:rPr>
+        <w:t>exports</w:t>
+      </w:r>
+      <w:proofErr w:type="spellEnd"/>
+      <w:r>
+        <w:rPr>
+          <w:b/>
+          <w:bCs/>
+        </w:rPr>
+        <w:t>:</w:t>
       </w:r>
       <w:r>
         <w:t xml:space="preserve"> Укажите конкретные IP-адреса или сети, которым разрешен доступ к экспортируемым каталогам. </w:t>
@@ -2707,7 +3241,23 @@
         <w:t>Использование опций доступа:</w:t>
       </w:r>
       <w:r>
-        <w:t> В файле /etc/exports можно применять различные опции, такие как:</w:t>
+        <w:t> В файле /</w:t>
+      </w:r>
+      <w:proofErr w:type="spellStart"/>
+      <w:r>
+        <w:t>etc</w:t>
+      </w:r>
+      <w:proofErr w:type="spellEnd"/>
+      <w:r>
+        <w:t>/</w:t>
+      </w:r>
+      <w:proofErr w:type="spellStart"/>
+      <w:r>
+        <w:t>exports</w:t>
+      </w:r>
+      <w:proofErr w:type="spellEnd"/>
+      <w:r>
+        <w:t> можно применять различные опции, такие как:</w:t>
       </w:r>
     </w:p>
     <w:p>
@@ -2718,8 +3268,13 @@
         </w:numPr>
         <w:ind w:right="567"/>
       </w:pPr>
-      <w:r>
-        <w:t>ro — только для чтения.</w:t>
+      <w:proofErr w:type="spellStart"/>
+      <w:r>
+        <w:t>ro</w:t>
+      </w:r>
+      <w:proofErr w:type="spellEnd"/>
+      <w:r>
+        <w:t> — только для чтения.</w:t>
       </w:r>
     </w:p>
     <w:p>
@@ -2730,8 +3285,13 @@
         </w:numPr>
         <w:ind w:right="567"/>
       </w:pPr>
-      <w:r>
-        <w:t>rw — чтение и запись.</w:t>
+      <w:proofErr w:type="spellStart"/>
+      <w:r>
+        <w:t>rw</w:t>
+      </w:r>
+      <w:proofErr w:type="spellEnd"/>
+      <w:r>
+        <w:t> — чтение и запись.</w:t>
       </w:r>
     </w:p>
     <w:p>
@@ -2742,8 +3302,21 @@
         </w:numPr>
         <w:ind w:right="567"/>
       </w:pPr>
-      <w:r>
-        <w:t>no_root_squash — разрешает доступ root-пользователю на клиенте (используйте с осторожностью).</w:t>
+      <w:proofErr w:type="spellStart"/>
+      <w:r>
+        <w:t>no_root_squash</w:t>
+      </w:r>
+      <w:proofErr w:type="spellEnd"/>
+      <w:r>
+        <w:t xml:space="preserve"> — разрешает доступ </w:t>
+      </w:r>
+      <w:proofErr w:type="spellStart"/>
+      <w:r>
+        <w:t>root</w:t>
+      </w:r>
+      <w:proofErr w:type="spellEnd"/>
+      <w:r>
+        <w:t>-пользователю на клиенте (используйте с осторожностью).</w:t>
       </w:r>
     </w:p>
     <w:p>
@@ -2754,8 +3327,13 @@
         </w:numPr>
         <w:ind w:right="567"/>
       </w:pPr>
-      <w:r>
-        <w:t>sync — синхронная запись данных.</w:t>
+      <w:proofErr w:type="spellStart"/>
+      <w:r>
+        <w:t>sync</w:t>
+      </w:r>
+      <w:proofErr w:type="spellEnd"/>
+      <w:r>
+        <w:t> — синхронная запись данных.</w:t>
       </w:r>
     </w:p>
     <w:p>
@@ -2775,7 +3353,23 @@
         <w:t>Настройка брандмауэра:</w:t>
       </w:r>
       <w:r>
-        <w:t> Используйте брандмауэр (например, iptables или firewalld) для ограничения доступа к портам NFS (обычно 2049 и другие, в зависимости от конфигурации).</w:t>
+        <w:t xml:space="preserve"> Используйте брандмауэр (например, </w:t>
+      </w:r>
+      <w:proofErr w:type="spellStart"/>
+      <w:r>
+        <w:t>iptables</w:t>
+      </w:r>
+      <w:proofErr w:type="spellEnd"/>
+      <w:r>
+        <w:t xml:space="preserve"> или </w:t>
+      </w:r>
+      <w:proofErr w:type="spellStart"/>
+      <w:r>
+        <w:t>firewalld</w:t>
+      </w:r>
+      <w:proofErr w:type="spellEnd"/>
+      <w:r>
+        <w:t>) для ограничения доступа к портам NFS (обычно 2049 и другие, в зависимости от конфигурации).</w:t>
       </w:r>
     </w:p>
     <w:p>
@@ -3277,7 +3871,15 @@
         <w:t>Ошибки файловой системы:</w:t>
       </w:r>
       <w:r>
-        <w:t> Поврежденные или некорректные структуры файловой системы могут вызывать проблемы с записью. В этом случае стоит выполнить проверку файловой системы с помощью утилиты fsck.</w:t>
+        <w:t> Поврежденные или некорректные структуры файловой системы могут вызывать проблемы с записью. В этом случае стоит выполнить проверку файловой системы с помощью утилиты </w:t>
+      </w:r>
+      <w:proofErr w:type="spellStart"/>
+      <w:r>
+        <w:t>fsck</w:t>
+      </w:r>
+      <w:proofErr w:type="spellEnd"/>
+      <w:r>
+        <w:t>.</w:t>
       </w:r>
     </w:p>
     <w:p>
@@ -3292,10 +3894,39 @@
           <w:b/>
           <w:bCs/>
         </w:rPr>
-        <w:t>Лимиты inode:</w:t>
-      </w:r>
-      <w:r>
-        <w:t> Если исчерпаны все доступные inode (структуры, используемые для хранения информации о файлах), вы не сможете создать новые файлы, даже если есть свободное пространство.</w:t>
+        <w:t xml:space="preserve">Лимиты </w:t>
+      </w:r>
+      <w:proofErr w:type="spellStart"/>
+      <w:r>
+        <w:rPr>
+          <w:b/>
+          <w:bCs/>
+        </w:rPr>
+        <w:t>inode</w:t>
+      </w:r>
+      <w:proofErr w:type="spellEnd"/>
+      <w:proofErr w:type="gramStart"/>
+      <w:r>
+        <w:rPr>
+          <w:b/>
+          <w:bCs/>
+        </w:rPr>
+        <w:t>:</w:t>
+      </w:r>
+      <w:r>
+        <w:t> Если</w:t>
+      </w:r>
+      <w:proofErr w:type="gramEnd"/>
+      <w:r>
+        <w:t xml:space="preserve"> исчерпаны все доступные </w:t>
+      </w:r>
+      <w:proofErr w:type="spellStart"/>
+      <w:r>
+        <w:t>inode</w:t>
+      </w:r>
+      <w:proofErr w:type="spellEnd"/>
+      <w:r>
+        <w:t xml:space="preserve"> (структуры, используемые для хранения информации о файлах), вы не сможете создать новые файлы, даже если есть свободное пространство.</w:t>
       </w:r>
     </w:p>
     <w:p>
@@ -3313,7 +3944,23 @@
         <w:t>Проблемы с монтированием:</w:t>
       </w:r>
       <w:r>
-        <w:t> Раздел может быть смонтирован с параметрами, ограничивающими запись, например, с флагом ro (только для чтения). Проверьте параметры монтирования с помощью команды mount.</w:t>
+        <w:t> Раздел может быть смонтирован с параметрами, ограничивающими запись, например, с флагом </w:t>
+      </w:r>
+      <w:proofErr w:type="spellStart"/>
+      <w:r>
+        <w:t>ro</w:t>
+      </w:r>
+      <w:proofErr w:type="spellEnd"/>
+      <w:r>
+        <w:t> (только для чтения). Проверьте параметры монтирования с помощью команды </w:t>
+      </w:r>
+      <w:proofErr w:type="spellStart"/>
+      <w:r>
+        <w:t>mount</w:t>
+      </w:r>
+      <w:proofErr w:type="spellEnd"/>
+      <w:r>
+        <w:t>.</w:t>
       </w:r>
     </w:p>
     <w:p>
@@ -3328,10 +3975,22 @@
           <w:b/>
           <w:bCs/>
         </w:rPr>
-        <w:t>Проблемы с правами доступа:</w:t>
-      </w:r>
-      <w:r>
-        <w:t> Хотя вы упомянули, что права доступа есть, стоит проверить, не установлены ли дополнительные ограничения (например, атрибуты файла или ACL).</w:t>
+        <w:t>Проблемы с правами доступа</w:t>
+      </w:r>
+      <w:proofErr w:type="gramStart"/>
+      <w:r>
+        <w:rPr>
+          <w:b/>
+          <w:bCs/>
+        </w:rPr>
+        <w:t>:</w:t>
+      </w:r>
+      <w:r>
+        <w:t> Хотя</w:t>
+      </w:r>
+      <w:proofErr w:type="gramEnd"/>
+      <w:r>
+        <w:t xml:space="preserve"> вы упомянули, что права доступа есть, стоит проверить, не установлены ли дополнительные ограничения (например, атрибуты файла или ACL).</w:t>
       </w:r>
     </w:p>
     <w:p>
@@ -3346,10 +4005,22 @@
           <w:b/>
           <w:bCs/>
         </w:rPr>
-        <w:t>Файловые дескрипторы:</w:t>
-      </w:r>
-      <w:r>
-        <w:t> Если процесс достиг предела открытых файловых дескрипторов, это также может привести к невозможности записи.</w:t>
+        <w:t>Файловые дескрипторы</w:t>
+      </w:r>
+      <w:proofErr w:type="gramStart"/>
+      <w:r>
+        <w:rPr>
+          <w:b/>
+          <w:bCs/>
+        </w:rPr>
+        <w:t>:</w:t>
+      </w:r>
+      <w:r>
+        <w:t> Если</w:t>
+      </w:r>
+      <w:proofErr w:type="gramEnd"/>
+      <w:r>
+        <w:t xml:space="preserve"> процесс достиг предела открытых файловых дескрипторов, это также может привести к невозможности записи.</w:t>
       </w:r>
     </w:p>
     <w:p>
@@ -3364,10 +4035,22 @@
           <w:b/>
           <w:bCs/>
         </w:rPr>
-        <w:t>Системные ограничения:</w:t>
-      </w:r>
-      <w:r>
-        <w:t> В некоторых случаях системные ограничения (например, лимиты по памяти или процессам) могут препятствовать записи на диск.</w:t>
+        <w:t>Системные ограничения</w:t>
+      </w:r>
+      <w:proofErr w:type="gramStart"/>
+      <w:r>
+        <w:rPr>
+          <w:b/>
+          <w:bCs/>
+        </w:rPr>
+        <w:t>:</w:t>
+      </w:r>
+      <w:r>
+        <w:t> В некоторых случаях</w:t>
+      </w:r>
+      <w:proofErr w:type="gramEnd"/>
+      <w:r>
+        <w:t xml:space="preserve"> системные ограничения (например, лимиты по памяти или процессам) могут препятствовать записи на диск.</w:t>
       </w:r>
     </w:p>
     <w:p>
@@ -3441,12 +4124,14 @@
       <w:r>
         <w:t xml:space="preserve"> </w:t>
       </w:r>
+      <w:proofErr w:type="spellStart"/>
       <w:r>
         <w:rPr>
           <w:lang w:val="en-US"/>
         </w:rPr>
         <w:t>Losst</w:t>
       </w:r>
+      <w:proofErr w:type="spellEnd"/>
       <w:r>
         <w:t xml:space="preserve"> // Режим доступа: </w:t>
       </w:r>
@@ -3500,7 +4185,7 @@
 </file>
 
 <file path=word/endnotes.xml><?xml version="1.0" encoding="utf-8"?>
-<w:endnotes xmlns:wpc="http://schemas.microsoft.com/office/word/2010/wordprocessingCanvas" xmlns:cx="http://schemas.microsoft.com/office/drawing/2014/chartex" xmlns:cx1="http://schemas.microsoft.com/office/drawing/2015/9/8/chartex" xmlns:cx2="http://schemas.microsoft.com/office/drawing/2015/10/21/chartex" xmlns:cx3="http://schemas.microsoft.com/office/drawing/2016/5/9/chartex" xmlns:cx4="http://schemas.microsoft.com/office/drawing/2016/5/10/chartex" xmlns:cx5="http://schemas.microsoft.com/office/drawing/2016/5/11/chartex" xmlns:cx6="http://schemas.microsoft.com/office/drawing/2016/5/12/chartex" xmlns:cx7="http://schemas.microsoft.com/office/drawing/2016/5/13/chartex" xmlns:cx8="http://schemas.microsoft.com/office/drawing/2016/5/14/chartex" xmlns:mc="http://schemas.openxmlformats.org/markup-compatibility/2006" xmlns:aink="http://schemas.microsoft.com/office/drawing/2016/ink" xmlns:am3d="http://schemas.microsoft.com/office/drawing/2017/model3d" xmlns:o="urn:schemas-microsoft-com:office:office" xmlns:oel="http://schemas.microsoft.com/office/2019/extlst" xmlns:r="http://schemas.openxmlformats.org/officeDocument/2006/relationships" xmlns:m="http://schemas.openxmlformats.org/officeDocument/2006/math" xmlns:v="urn:schemas-microsoft-com:vml" xmlns:wp14="http://schemas.microsoft.com/office/word/2010/wordprocessingDrawing" xmlns:wp="http://schemas.openxmlformats.org/drawingml/2006/wordprocessingDrawing" xmlns:w10="urn:schemas-microsoft-com:office:word" xmlns:w="http://schemas.openxmlformats.org/wordprocessingml/2006/main" xmlns:w14="http://schemas.microsoft.com/office/word/2010/wordml" xmlns:w15="http://schemas.microsoft.com/office/word/2012/wordml" xmlns:w16cex="http://schemas.microsoft.com/office/word/2018/wordml/cex" xmlns:w16cid="http://schemas.microsoft.com/office/word/2016/wordml/cid" xmlns:w16="http://schemas.microsoft.com/office/word/2018/wordml" xmlns:w16du="http://schemas.microsoft.com/office/word/2023/wordml/word16du" xmlns:w16sdtdh="http://schemas.microsoft.com/office/word/2020/wordml/sdtdatahash" xmlns:w16se="http://schemas.microsoft.com/office/word/2015/wordml/symex" xmlns:wpg="http://schemas.microsoft.com/office/word/2010/wordprocessingGroup" xmlns:wpi="http://schemas.microsoft.com/office/word/2010/wordprocessingInk" xmlns:wne="http://schemas.microsoft.com/office/word/2006/wordml" xmlns:wps="http://schemas.microsoft.com/office/word/2010/wordprocessingShape" mc:Ignorable="w14 w15 w16se w16cid w16 w16cex w16sdtdh w16du wp14">
+<w:endnotes xmlns:wpc="http://schemas.microsoft.com/office/word/2010/wordprocessingCanvas" xmlns:cx="http://schemas.microsoft.com/office/drawing/2014/chartex" xmlns:cx1="http://schemas.microsoft.com/office/drawing/2015/9/8/chartex" xmlns:cx2="http://schemas.microsoft.com/office/drawing/2015/10/21/chartex" xmlns:cx3="http://schemas.microsoft.com/office/drawing/2016/5/9/chartex" xmlns:cx4="http://schemas.microsoft.com/office/drawing/2016/5/10/chartex" xmlns:cx5="http://schemas.microsoft.com/office/drawing/2016/5/11/chartex" xmlns:cx6="http://schemas.microsoft.com/office/drawing/2016/5/12/chartex" xmlns:cx7="http://schemas.microsoft.com/office/drawing/2016/5/13/chartex" xmlns:cx8="http://schemas.microsoft.com/office/drawing/2016/5/14/chartex" xmlns:mc="http://schemas.openxmlformats.org/markup-compatibility/2006" xmlns:aink="http://schemas.microsoft.com/office/drawing/2016/ink" xmlns:am3d="http://schemas.microsoft.com/office/drawing/2017/model3d" xmlns:o="urn:schemas-microsoft-com:office:office" xmlns:oel="http://schemas.microsoft.com/office/2019/extlst" xmlns:r="http://schemas.openxmlformats.org/officeDocument/2006/relationships" xmlns:m="http://schemas.openxmlformats.org/officeDocument/2006/math" xmlns:v="urn:schemas-microsoft-com:vml" xmlns:wp14="http://schemas.microsoft.com/office/word/2010/wordprocessingDrawing" xmlns:wp="http://schemas.openxmlformats.org/drawingml/2006/wordprocessingDrawing" xmlns:w10="urn:schemas-microsoft-com:office:word" xmlns:w="http://schemas.openxmlformats.org/wordprocessingml/2006/main" xmlns:w14="http://schemas.microsoft.com/office/word/2010/wordml" xmlns:w15="http://schemas.microsoft.com/office/word/2012/wordml" xmlns:w16cex="http://schemas.microsoft.com/office/word/2018/wordml/cex" xmlns:w16cid="http://schemas.microsoft.com/office/word/2016/wordml/cid" xmlns:w16="http://schemas.microsoft.com/office/word/2018/wordml" xmlns:w16du="http://schemas.microsoft.com/office/word/2023/wordml/word16du" xmlns:w16sdtdh="http://schemas.microsoft.com/office/word/2020/wordml/sdtdatahash" xmlns:w16sdtfl="http://schemas.microsoft.com/office/word/2024/wordml/sdtformatlock" xmlns:w16se="http://schemas.microsoft.com/office/word/2015/wordml/symex" xmlns:wpg="http://schemas.microsoft.com/office/word/2010/wordprocessingGroup" xmlns:wpi="http://schemas.microsoft.com/office/word/2010/wordprocessingInk" xmlns:wne="http://schemas.microsoft.com/office/word/2006/wordml" xmlns:wps="http://schemas.microsoft.com/office/word/2010/wordprocessingShape" mc:Ignorable="w14 w15 w16se w16cid w16 w16cex w16sdtdh w16sdtfl w16du wp14">
   <w:endnote w:type="separator" w:id="-1">
     <w:p>
       <w:pPr>
@@ -3525,7 +4210,7 @@
 </file>
 
 <file path=word/footer1.xml><?xml version="1.0" encoding="utf-8"?>
-<w:ftr xmlns:wpc="http://schemas.microsoft.com/office/word/2010/wordprocessingCanvas" xmlns:cx="http://schemas.microsoft.com/office/drawing/2014/chartex" xmlns:cx1="http://schemas.microsoft.com/office/drawing/2015/9/8/chartex" xmlns:cx2="http://schemas.microsoft.com/office/drawing/2015/10/21/chartex" xmlns:cx3="http://schemas.microsoft.com/office/drawing/2016/5/9/chartex" xmlns:cx4="http://schemas.microsoft.com/office/drawing/2016/5/10/chartex" xmlns:cx5="http://schemas.microsoft.com/office/drawing/2016/5/11/chartex" xmlns:cx6="http://schemas.microsoft.com/office/drawing/2016/5/12/chartex" xmlns:cx7="http://schemas.microsoft.com/office/drawing/2016/5/13/chartex" xmlns:cx8="http://schemas.microsoft.com/office/drawing/2016/5/14/chartex" xmlns:mc="http://schemas.openxmlformats.org/markup-compatibility/2006" xmlns:aink="http://schemas.microsoft.com/office/drawing/2016/ink" xmlns:am3d="http://schemas.microsoft.com/office/drawing/2017/model3d" xmlns:o="urn:schemas-microsoft-com:office:office" xmlns:oel="http://schemas.microsoft.com/office/2019/extlst" xmlns:r="http://schemas.openxmlformats.org/officeDocument/2006/relationships" xmlns:m="http://schemas.openxmlformats.org/officeDocument/2006/math" xmlns:v="urn:schemas-microsoft-com:vml" xmlns:wp14="http://schemas.microsoft.com/office/word/2010/wordprocessingDrawing" xmlns:wp="http://schemas.openxmlformats.org/drawingml/2006/wordprocessingDrawing" xmlns:w10="urn:schemas-microsoft-com:office:word" xmlns:w="http://schemas.openxmlformats.org/wordprocessingml/2006/main" xmlns:w14="http://schemas.microsoft.com/office/word/2010/wordml" xmlns:w15="http://schemas.microsoft.com/office/word/2012/wordml" xmlns:w16cex="http://schemas.microsoft.com/office/word/2018/wordml/cex" xmlns:w16cid="http://schemas.microsoft.com/office/word/2016/wordml/cid" xmlns:w16="http://schemas.microsoft.com/office/word/2018/wordml" xmlns:w16du="http://schemas.microsoft.com/office/word/2023/wordml/word16du" xmlns:w16sdtdh="http://schemas.microsoft.com/office/word/2020/wordml/sdtdatahash" xmlns:w16se="http://schemas.microsoft.com/office/word/2015/wordml/symex" xmlns:wpg="http://schemas.microsoft.com/office/word/2010/wordprocessingGroup" xmlns:wpi="http://schemas.microsoft.com/office/word/2010/wordprocessingInk" xmlns:wne="http://schemas.microsoft.com/office/word/2006/wordml" xmlns:wps="http://schemas.microsoft.com/office/word/2010/wordprocessingShape" mc:Ignorable="w14 w15 w16se w16cid w16 w16cex w16sdtdh w16du wp14">
+<w:ftr xmlns:wpc="http://schemas.microsoft.com/office/word/2010/wordprocessingCanvas" xmlns:cx="http://schemas.microsoft.com/office/drawing/2014/chartex" xmlns:cx1="http://schemas.microsoft.com/office/drawing/2015/9/8/chartex" xmlns:cx2="http://schemas.microsoft.com/office/drawing/2015/10/21/chartex" xmlns:cx3="http://schemas.microsoft.com/office/drawing/2016/5/9/chartex" xmlns:cx4="http://schemas.microsoft.com/office/drawing/2016/5/10/chartex" xmlns:cx5="http://schemas.microsoft.com/office/drawing/2016/5/11/chartex" xmlns:cx6="http://schemas.microsoft.com/office/drawing/2016/5/12/chartex" xmlns:cx7="http://schemas.microsoft.com/office/drawing/2016/5/13/chartex" xmlns:cx8="http://schemas.microsoft.com/office/drawing/2016/5/14/chartex" xmlns:mc="http://schemas.openxmlformats.org/markup-compatibility/2006" xmlns:aink="http://schemas.microsoft.com/office/drawing/2016/ink" xmlns:am3d="http://schemas.microsoft.com/office/drawing/2017/model3d" xmlns:o="urn:schemas-microsoft-com:office:office" xmlns:oel="http://schemas.microsoft.com/office/2019/extlst" xmlns:r="http://schemas.openxmlformats.org/officeDocument/2006/relationships" xmlns:m="http://schemas.openxmlformats.org/officeDocument/2006/math" xmlns:v="urn:schemas-microsoft-com:vml" xmlns:wp14="http://schemas.microsoft.com/office/word/2010/wordprocessingDrawing" xmlns:wp="http://schemas.openxmlformats.org/drawingml/2006/wordprocessingDrawing" xmlns:w10="urn:schemas-microsoft-com:office:word" xmlns:w="http://schemas.openxmlformats.org/wordprocessingml/2006/main" xmlns:w14="http://schemas.microsoft.com/office/word/2010/wordml" xmlns:w15="http://schemas.microsoft.com/office/word/2012/wordml" xmlns:w16cex="http://schemas.microsoft.com/office/word/2018/wordml/cex" xmlns:w16cid="http://schemas.microsoft.com/office/word/2016/wordml/cid" xmlns:w16="http://schemas.microsoft.com/office/word/2018/wordml" xmlns:w16du="http://schemas.microsoft.com/office/word/2023/wordml/word16du" xmlns:w16sdtdh="http://schemas.microsoft.com/office/word/2020/wordml/sdtdatahash" xmlns:w16sdtfl="http://schemas.microsoft.com/office/word/2024/wordml/sdtformatlock" xmlns:w16se="http://schemas.microsoft.com/office/word/2015/wordml/symex" xmlns:wpg="http://schemas.microsoft.com/office/word/2010/wordprocessingGroup" xmlns:wpi="http://schemas.microsoft.com/office/word/2010/wordprocessingInk" xmlns:wne="http://schemas.microsoft.com/office/word/2006/wordml" xmlns:wps="http://schemas.microsoft.com/office/word/2010/wordprocessingShape" mc:Ignorable="w14 w15 w16se w16cid w16 w16cex w16sdtdh w16sdtfl w16du wp14">
   <w:p>
     <w:pPr>
       <w:ind w:firstLine="0"/>
@@ -3548,7 +4233,7 @@
 </file>
 
 <file path=word/footer2.xml><?xml version="1.0" encoding="utf-8"?>
-<w:ftr xmlns:wpc="http://schemas.microsoft.com/office/word/2010/wordprocessingCanvas" xmlns:cx="http://schemas.microsoft.com/office/drawing/2014/chartex" xmlns:cx1="http://schemas.microsoft.com/office/drawing/2015/9/8/chartex" xmlns:cx2="http://schemas.microsoft.com/office/drawing/2015/10/21/chartex" xmlns:cx3="http://schemas.microsoft.com/office/drawing/2016/5/9/chartex" xmlns:cx4="http://schemas.microsoft.com/office/drawing/2016/5/10/chartex" xmlns:cx5="http://schemas.microsoft.com/office/drawing/2016/5/11/chartex" xmlns:cx6="http://schemas.microsoft.com/office/drawing/2016/5/12/chartex" xmlns:cx7="http://schemas.microsoft.com/office/drawing/2016/5/13/chartex" xmlns:cx8="http://schemas.microsoft.com/office/drawing/2016/5/14/chartex" xmlns:mc="http://schemas.openxmlformats.org/markup-compatibility/2006" xmlns:aink="http://schemas.microsoft.com/office/drawing/2016/ink" xmlns:am3d="http://schemas.microsoft.com/office/drawing/2017/model3d" xmlns:o="urn:schemas-microsoft-com:office:office" xmlns:oel="http://schemas.microsoft.com/office/2019/extlst" xmlns:r="http://schemas.openxmlformats.org/officeDocument/2006/relationships" xmlns:m="http://schemas.openxmlformats.org/officeDocument/2006/math" xmlns:v="urn:schemas-microsoft-com:vml" xmlns:wp14="http://schemas.microsoft.com/office/word/2010/wordprocessingDrawing" xmlns:wp="http://schemas.openxmlformats.org/drawingml/2006/wordprocessingDrawing" xmlns:w10="urn:schemas-microsoft-com:office:word" xmlns:w="http://schemas.openxmlformats.org/wordprocessingml/2006/main" xmlns:w14="http://schemas.microsoft.com/office/word/2010/wordml" xmlns:w15="http://schemas.microsoft.com/office/word/2012/wordml" xmlns:w16cex="http://schemas.microsoft.com/office/word/2018/wordml/cex" xmlns:w16cid="http://schemas.microsoft.com/office/word/2016/wordml/cid" xmlns:w16="http://schemas.microsoft.com/office/word/2018/wordml" xmlns:w16du="http://schemas.microsoft.com/office/word/2023/wordml/word16du" xmlns:w16sdtdh="http://schemas.microsoft.com/office/word/2020/wordml/sdtdatahash" xmlns:w16se="http://schemas.microsoft.com/office/word/2015/wordml/symex" xmlns:wpg="http://schemas.microsoft.com/office/word/2010/wordprocessingGroup" xmlns:wpi="http://schemas.microsoft.com/office/word/2010/wordprocessingInk" xmlns:wne="http://schemas.microsoft.com/office/word/2006/wordml" xmlns:wps="http://schemas.microsoft.com/office/word/2010/wordprocessingShape" mc:Ignorable="w14 w15 w16se w16cid w16 w16cex w16sdtdh w16du wp14">
+<w:ftr xmlns:wpc="http://schemas.microsoft.com/office/word/2010/wordprocessingCanvas" xmlns:cx="http://schemas.microsoft.com/office/drawing/2014/chartex" xmlns:cx1="http://schemas.microsoft.com/office/drawing/2015/9/8/chartex" xmlns:cx2="http://schemas.microsoft.com/office/drawing/2015/10/21/chartex" xmlns:cx3="http://schemas.microsoft.com/office/drawing/2016/5/9/chartex" xmlns:cx4="http://schemas.microsoft.com/office/drawing/2016/5/10/chartex" xmlns:cx5="http://schemas.microsoft.com/office/drawing/2016/5/11/chartex" xmlns:cx6="http://schemas.microsoft.com/office/drawing/2016/5/12/chartex" xmlns:cx7="http://schemas.microsoft.com/office/drawing/2016/5/13/chartex" xmlns:cx8="http://schemas.microsoft.com/office/drawing/2016/5/14/chartex" xmlns:mc="http://schemas.openxmlformats.org/markup-compatibility/2006" xmlns:aink="http://schemas.microsoft.com/office/drawing/2016/ink" xmlns:am3d="http://schemas.microsoft.com/office/drawing/2017/model3d" xmlns:o="urn:schemas-microsoft-com:office:office" xmlns:oel="http://schemas.microsoft.com/office/2019/extlst" xmlns:r="http://schemas.openxmlformats.org/officeDocument/2006/relationships" xmlns:m="http://schemas.openxmlformats.org/officeDocument/2006/math" xmlns:v="urn:schemas-microsoft-com:vml" xmlns:wp14="http://schemas.microsoft.com/office/word/2010/wordprocessingDrawing" xmlns:wp="http://schemas.openxmlformats.org/drawingml/2006/wordprocessingDrawing" xmlns:w10="urn:schemas-microsoft-com:office:word" xmlns:w="http://schemas.openxmlformats.org/wordprocessingml/2006/main" xmlns:w14="http://schemas.microsoft.com/office/word/2010/wordml" xmlns:w15="http://schemas.microsoft.com/office/word/2012/wordml" xmlns:w16cex="http://schemas.microsoft.com/office/word/2018/wordml/cex" xmlns:w16cid="http://schemas.microsoft.com/office/word/2016/wordml/cid" xmlns:w16="http://schemas.microsoft.com/office/word/2018/wordml" xmlns:w16du="http://schemas.microsoft.com/office/word/2023/wordml/word16du" xmlns:w16sdtdh="http://schemas.microsoft.com/office/word/2020/wordml/sdtdatahash" xmlns:w16sdtfl="http://schemas.microsoft.com/office/word/2024/wordml/sdtformatlock" xmlns:w16se="http://schemas.microsoft.com/office/word/2015/wordml/symex" xmlns:wpg="http://schemas.microsoft.com/office/word/2010/wordprocessingGroup" xmlns:wpi="http://schemas.microsoft.com/office/word/2010/wordprocessingInk" xmlns:wne="http://schemas.microsoft.com/office/word/2006/wordml" xmlns:wps="http://schemas.microsoft.com/office/word/2010/wordprocessingShape" mc:Ignorable="w14 w15 w16se w16cid w16 w16cex w16sdtdh w16sdtfl w16du wp14">
   <w:sdt>
     <w:sdtPr>
       <w:id w:val="1161856053"/>
@@ -3592,7 +4277,7 @@
 </file>
 
 <file path=word/footnotes.xml><?xml version="1.0" encoding="utf-8"?>
-<w:footnotes xmlns:wpc="http://schemas.microsoft.com/office/word/2010/wordprocessingCanvas" xmlns:cx="http://schemas.microsoft.com/office/drawing/2014/chartex" xmlns:cx1="http://schemas.microsoft.com/office/drawing/2015/9/8/chartex" xmlns:cx2="http://schemas.microsoft.com/office/drawing/2015/10/21/chartex" xmlns:cx3="http://schemas.microsoft.com/office/drawing/2016/5/9/chartex" xmlns:cx4="http://schemas.microsoft.com/office/drawing/2016/5/10/chartex" xmlns:cx5="http://schemas.microsoft.com/office/drawing/2016/5/11/chartex" xmlns:cx6="http://schemas.microsoft.com/office/drawing/2016/5/12/chartex" xmlns:cx7="http://schemas.microsoft.com/office/drawing/2016/5/13/chartex" xmlns:cx8="http://schemas.microsoft.com/office/drawing/2016/5/14/chartex" xmlns:mc="http://schemas.openxmlformats.org/markup-compatibility/2006" xmlns:aink="http://schemas.microsoft.com/office/drawing/2016/ink" xmlns:am3d="http://schemas.microsoft.com/office/drawing/2017/model3d" xmlns:o="urn:schemas-microsoft-com:office:office" xmlns:oel="http://schemas.microsoft.com/office/2019/extlst" xmlns:r="http://schemas.openxmlformats.org/officeDocument/2006/relationships" xmlns:m="http://schemas.openxmlformats.org/officeDocument/2006/math" xmlns:v="urn:schemas-microsoft-com:vml" xmlns:wp14="http://schemas.microsoft.com/office/word/2010/wordprocessingDrawing" xmlns:wp="http://schemas.openxmlformats.org/drawingml/2006/wordprocessingDrawing" xmlns:w10="urn:schemas-microsoft-com:office:word" xmlns:w="http://schemas.openxmlformats.org/wordprocessingml/2006/main" xmlns:w14="http://schemas.microsoft.com/office/word/2010/wordml" xmlns:w15="http://schemas.microsoft.com/office/word/2012/wordml" xmlns:w16cex="http://schemas.microsoft.com/office/word/2018/wordml/cex" xmlns:w16cid="http://schemas.microsoft.com/office/word/2016/wordml/cid" xmlns:w16="http://schemas.microsoft.com/office/word/2018/wordml" xmlns:w16du="http://schemas.microsoft.com/office/word/2023/wordml/word16du" xmlns:w16sdtdh="http://schemas.microsoft.com/office/word/2020/wordml/sdtdatahash" xmlns:w16se="http://schemas.microsoft.com/office/word/2015/wordml/symex" xmlns:wpg="http://schemas.microsoft.com/office/word/2010/wordprocessingGroup" xmlns:wpi="http://schemas.microsoft.com/office/word/2010/wordprocessingInk" xmlns:wne="http://schemas.microsoft.com/office/word/2006/wordml" xmlns:wps="http://schemas.microsoft.com/office/word/2010/wordprocessingShape" mc:Ignorable="w14 w15 w16se w16cid w16 w16cex w16sdtdh w16du wp14">
+<w:footnotes xmlns:wpc="http://schemas.microsoft.com/office/word/2010/wordprocessingCanvas" xmlns:cx="http://schemas.microsoft.com/office/drawing/2014/chartex" xmlns:cx1="http://schemas.microsoft.com/office/drawing/2015/9/8/chartex" xmlns:cx2="http://schemas.microsoft.com/office/drawing/2015/10/21/chartex" xmlns:cx3="http://schemas.microsoft.com/office/drawing/2016/5/9/chartex" xmlns:cx4="http://schemas.microsoft.com/office/drawing/2016/5/10/chartex" xmlns:cx5="http://schemas.microsoft.com/office/drawing/2016/5/11/chartex" xmlns:cx6="http://schemas.microsoft.com/office/drawing/2016/5/12/chartex" xmlns:cx7="http://schemas.microsoft.com/office/drawing/2016/5/13/chartex" xmlns:cx8="http://schemas.microsoft.com/office/drawing/2016/5/14/chartex" xmlns:mc="http://schemas.openxmlformats.org/markup-compatibility/2006" xmlns:aink="http://schemas.microsoft.com/office/drawing/2016/ink" xmlns:am3d="http://schemas.microsoft.com/office/drawing/2017/model3d" xmlns:o="urn:schemas-microsoft-com:office:office" xmlns:oel="http://schemas.microsoft.com/office/2019/extlst" xmlns:r="http://schemas.openxmlformats.org/officeDocument/2006/relationships" xmlns:m="http://schemas.openxmlformats.org/officeDocument/2006/math" xmlns:v="urn:schemas-microsoft-com:vml" xmlns:wp14="http://schemas.microsoft.com/office/word/2010/wordprocessingDrawing" xmlns:wp="http://schemas.openxmlformats.org/drawingml/2006/wordprocessingDrawing" xmlns:w10="urn:schemas-microsoft-com:office:word" xmlns:w="http://schemas.openxmlformats.org/wordprocessingml/2006/main" xmlns:w14="http://schemas.microsoft.com/office/word/2010/wordml" xmlns:w15="http://schemas.microsoft.com/office/word/2012/wordml" xmlns:w16cex="http://schemas.microsoft.com/office/word/2018/wordml/cex" xmlns:w16cid="http://schemas.microsoft.com/office/word/2016/wordml/cid" xmlns:w16="http://schemas.microsoft.com/office/word/2018/wordml" xmlns:w16du="http://schemas.microsoft.com/office/word/2023/wordml/word16du" xmlns:w16sdtdh="http://schemas.microsoft.com/office/word/2020/wordml/sdtdatahash" xmlns:w16sdtfl="http://schemas.microsoft.com/office/word/2024/wordml/sdtformatlock" xmlns:w16se="http://schemas.microsoft.com/office/word/2015/wordml/symex" xmlns:wpg="http://schemas.microsoft.com/office/word/2010/wordprocessingGroup" xmlns:wpi="http://schemas.microsoft.com/office/word/2010/wordprocessingInk" xmlns:wne="http://schemas.microsoft.com/office/word/2006/wordml" xmlns:wps="http://schemas.microsoft.com/office/word/2010/wordprocessingShape" mc:Ignorable="w14 w15 w16se w16cid w16 w16cex w16sdtdh w16sdtfl w16du wp14">
   <w:footnote w:type="separator" w:id="-1">
     <w:p>
       <w:pPr>
@@ -3617,7 +4302,7 @@
 </file>
 
 <file path=word/header1.xml><?xml version="1.0" encoding="utf-8"?>
-<w:hdr xmlns:wpc="http://schemas.microsoft.com/office/word/2010/wordprocessingCanvas" xmlns:cx="http://schemas.microsoft.com/office/drawing/2014/chartex" xmlns:cx1="http://schemas.microsoft.com/office/drawing/2015/9/8/chartex" xmlns:cx2="http://schemas.microsoft.com/office/drawing/2015/10/21/chartex" xmlns:cx3="http://schemas.microsoft.com/office/drawing/2016/5/9/chartex" xmlns:cx4="http://schemas.microsoft.com/office/drawing/2016/5/10/chartex" xmlns:cx5="http://schemas.microsoft.com/office/drawing/2016/5/11/chartex" xmlns:cx6="http://schemas.microsoft.com/office/drawing/2016/5/12/chartex" xmlns:cx7="http://schemas.microsoft.com/office/drawing/2016/5/13/chartex" xmlns:cx8="http://schemas.microsoft.com/office/drawing/2016/5/14/chartex" xmlns:mc="http://schemas.openxmlformats.org/markup-compatibility/2006" xmlns:aink="http://schemas.microsoft.com/office/drawing/2016/ink" xmlns:am3d="http://schemas.microsoft.com/office/drawing/2017/model3d" xmlns:o="urn:schemas-microsoft-com:office:office" xmlns:oel="http://schemas.microsoft.com/office/2019/extlst" xmlns:r="http://schemas.openxmlformats.org/officeDocument/2006/relationships" xmlns:m="http://schemas.openxmlformats.org/officeDocument/2006/math" xmlns:v="urn:schemas-microsoft-com:vml" xmlns:wp14="http://schemas.microsoft.com/office/word/2010/wordprocessingDrawing" xmlns:wp="http://schemas.openxmlformats.org/drawingml/2006/wordprocessingDrawing" xmlns:w10="urn:schemas-microsoft-com:office:word" xmlns:w="http://schemas.openxmlformats.org/wordprocessingml/2006/main" xmlns:w14="http://schemas.microsoft.com/office/word/2010/wordml" xmlns:w15="http://schemas.microsoft.com/office/word/2012/wordml" xmlns:w16cex="http://schemas.microsoft.com/office/word/2018/wordml/cex" xmlns:w16cid="http://schemas.microsoft.com/office/word/2016/wordml/cid" xmlns:w16="http://schemas.microsoft.com/office/word/2018/wordml" xmlns:w16du="http://schemas.microsoft.com/office/word/2023/wordml/word16du" xmlns:w16sdtdh="http://schemas.microsoft.com/office/word/2020/wordml/sdtdatahash" xmlns:w16se="http://schemas.microsoft.com/office/word/2015/wordml/symex" xmlns:wpg="http://schemas.microsoft.com/office/word/2010/wordprocessingGroup" xmlns:wpi="http://schemas.microsoft.com/office/word/2010/wordprocessingInk" xmlns:wne="http://schemas.microsoft.com/office/word/2006/wordml" xmlns:wps="http://schemas.microsoft.com/office/word/2010/wordprocessingShape" mc:Ignorable="w14 w15 w16se w16cid w16 w16cex w16sdtdh w16du wp14">
+<w:hdr xmlns:wpc="http://schemas.microsoft.com/office/word/2010/wordprocessingCanvas" xmlns:cx="http://schemas.microsoft.com/office/drawing/2014/chartex" xmlns:cx1="http://schemas.microsoft.com/office/drawing/2015/9/8/chartex" xmlns:cx2="http://schemas.microsoft.com/office/drawing/2015/10/21/chartex" xmlns:cx3="http://schemas.microsoft.com/office/drawing/2016/5/9/chartex" xmlns:cx4="http://schemas.microsoft.com/office/drawing/2016/5/10/chartex" xmlns:cx5="http://schemas.microsoft.com/office/drawing/2016/5/11/chartex" xmlns:cx6="http://schemas.microsoft.com/office/drawing/2016/5/12/chartex" xmlns:cx7="http://schemas.microsoft.com/office/drawing/2016/5/13/chartex" xmlns:cx8="http://schemas.microsoft.com/office/drawing/2016/5/14/chartex" xmlns:mc="http://schemas.openxmlformats.org/markup-compatibility/2006" xmlns:aink="http://schemas.microsoft.com/office/drawing/2016/ink" xmlns:am3d="http://schemas.microsoft.com/office/drawing/2017/model3d" xmlns:o="urn:schemas-microsoft-com:office:office" xmlns:oel="http://schemas.microsoft.com/office/2019/extlst" xmlns:r="http://schemas.openxmlformats.org/officeDocument/2006/relationships" xmlns:m="http://schemas.openxmlformats.org/officeDocument/2006/math" xmlns:v="urn:schemas-microsoft-com:vml" xmlns:wp14="http://schemas.microsoft.com/office/word/2010/wordprocessingDrawing" xmlns:wp="http://schemas.openxmlformats.org/drawingml/2006/wordprocessingDrawing" xmlns:w10="urn:schemas-microsoft-com:office:word" xmlns:w="http://schemas.openxmlformats.org/wordprocessingml/2006/main" xmlns:w14="http://schemas.microsoft.com/office/word/2010/wordml" xmlns:w15="http://schemas.microsoft.com/office/word/2012/wordml" xmlns:w16cex="http://schemas.microsoft.com/office/word/2018/wordml/cex" xmlns:w16cid="http://schemas.microsoft.com/office/word/2016/wordml/cid" xmlns:w16="http://schemas.microsoft.com/office/word/2018/wordml" xmlns:w16du="http://schemas.microsoft.com/office/word/2023/wordml/word16du" xmlns:w16sdtdh="http://schemas.microsoft.com/office/word/2020/wordml/sdtdatahash" xmlns:w16sdtfl="http://schemas.microsoft.com/office/word/2024/wordml/sdtformatlock" xmlns:w16se="http://schemas.microsoft.com/office/word/2015/wordml/symex" xmlns:wpg="http://schemas.microsoft.com/office/word/2010/wordprocessingGroup" xmlns:wpi="http://schemas.microsoft.com/office/word/2010/wordprocessingInk" xmlns:wne="http://schemas.microsoft.com/office/word/2006/wordml" xmlns:wps="http://schemas.microsoft.com/office/word/2010/wordprocessingShape" mc:Ignorable="w14 w15 w16se w16cid w16 w16cex w16sdtdh w16sdtfl w16du wp14">
   <w:p>
     <w:pPr>
       <w:pStyle w:val="af"/>
@@ -3628,7 +4313,7 @@
 </file>
 
 <file path=word/header2.xml><?xml version="1.0" encoding="utf-8"?>
-<w:hdr xmlns:wpc="http://schemas.microsoft.com/office/word/2010/wordprocessingCanvas" xmlns:cx="http://schemas.microsoft.com/office/drawing/2014/chartex" xmlns:cx1="http://schemas.microsoft.com/office/drawing/2015/9/8/chartex" xmlns:cx2="http://schemas.microsoft.com/office/drawing/2015/10/21/chartex" xmlns:cx3="http://schemas.microsoft.com/office/drawing/2016/5/9/chartex" xmlns:cx4="http://schemas.microsoft.com/office/drawing/2016/5/10/chartex" xmlns:cx5="http://schemas.microsoft.com/office/drawing/2016/5/11/chartex" xmlns:cx6="http://schemas.microsoft.com/office/drawing/2016/5/12/chartex" xmlns:cx7="http://schemas.microsoft.com/office/drawing/2016/5/13/chartex" xmlns:cx8="http://schemas.microsoft.com/office/drawing/2016/5/14/chartex" xmlns:mc="http://schemas.openxmlformats.org/markup-compatibility/2006" xmlns:aink="http://schemas.microsoft.com/office/drawing/2016/ink" xmlns:am3d="http://schemas.microsoft.com/office/drawing/2017/model3d" xmlns:o="urn:schemas-microsoft-com:office:office" xmlns:oel="http://schemas.microsoft.com/office/2019/extlst" xmlns:r="http://schemas.openxmlformats.org/officeDocument/2006/relationships" xmlns:m="http://schemas.openxmlformats.org/officeDocument/2006/math" xmlns:v="urn:schemas-microsoft-com:vml" xmlns:wp14="http://schemas.microsoft.com/office/word/2010/wordprocessingDrawing" xmlns:wp="http://schemas.openxmlformats.org/drawingml/2006/wordprocessingDrawing" xmlns:w10="urn:schemas-microsoft-com:office:word" xmlns:w="http://schemas.openxmlformats.org/wordprocessingml/2006/main" xmlns:w14="http://schemas.microsoft.com/office/word/2010/wordml" xmlns:w15="http://schemas.microsoft.com/office/word/2012/wordml" xmlns:w16cex="http://schemas.microsoft.com/office/word/2018/wordml/cex" xmlns:w16cid="http://schemas.microsoft.com/office/word/2016/wordml/cid" xmlns:w16="http://schemas.microsoft.com/office/word/2018/wordml" xmlns:w16du="http://schemas.microsoft.com/office/word/2023/wordml/word16du" xmlns:w16sdtdh="http://schemas.microsoft.com/office/word/2020/wordml/sdtdatahash" xmlns:w16se="http://schemas.microsoft.com/office/word/2015/wordml/symex" xmlns:wpg="http://schemas.microsoft.com/office/word/2010/wordprocessingGroup" xmlns:wpi="http://schemas.microsoft.com/office/word/2010/wordprocessingInk" xmlns:wne="http://schemas.microsoft.com/office/word/2006/wordml" xmlns:wps="http://schemas.microsoft.com/office/word/2010/wordprocessingShape" mc:Ignorable="w14 w15 w16se w16cid w16 w16cex w16sdtdh w16du wp14">
+<w:hdr xmlns:wpc="http://schemas.microsoft.com/office/word/2010/wordprocessingCanvas" xmlns:cx="http://schemas.microsoft.com/office/drawing/2014/chartex" xmlns:cx1="http://schemas.microsoft.com/office/drawing/2015/9/8/chartex" xmlns:cx2="http://schemas.microsoft.com/office/drawing/2015/10/21/chartex" xmlns:cx3="http://schemas.microsoft.com/office/drawing/2016/5/9/chartex" xmlns:cx4="http://schemas.microsoft.com/office/drawing/2016/5/10/chartex" xmlns:cx5="http://schemas.microsoft.com/office/drawing/2016/5/11/chartex" xmlns:cx6="http://schemas.microsoft.com/office/drawing/2016/5/12/chartex" xmlns:cx7="http://schemas.microsoft.com/office/drawing/2016/5/13/chartex" xmlns:cx8="http://schemas.microsoft.com/office/drawing/2016/5/14/chartex" xmlns:mc="http://schemas.openxmlformats.org/markup-compatibility/2006" xmlns:aink="http://schemas.microsoft.com/office/drawing/2016/ink" xmlns:am3d="http://schemas.microsoft.com/office/drawing/2017/model3d" xmlns:o="urn:schemas-microsoft-com:office:office" xmlns:oel="http://schemas.microsoft.com/office/2019/extlst" xmlns:r="http://schemas.openxmlformats.org/officeDocument/2006/relationships" xmlns:m="http://schemas.openxmlformats.org/officeDocument/2006/math" xmlns:v="urn:schemas-microsoft-com:vml" xmlns:wp14="http://schemas.microsoft.com/office/word/2010/wordprocessingDrawing" xmlns:wp="http://schemas.openxmlformats.org/drawingml/2006/wordprocessingDrawing" xmlns:w10="urn:schemas-microsoft-com:office:word" xmlns:w="http://schemas.openxmlformats.org/wordprocessingml/2006/main" xmlns:w14="http://schemas.microsoft.com/office/word/2010/wordml" xmlns:w15="http://schemas.microsoft.com/office/word/2012/wordml" xmlns:w16cex="http://schemas.microsoft.com/office/word/2018/wordml/cex" xmlns:w16cid="http://schemas.microsoft.com/office/word/2016/wordml/cid" xmlns:w16="http://schemas.microsoft.com/office/word/2018/wordml" xmlns:w16du="http://schemas.microsoft.com/office/word/2023/wordml/word16du" xmlns:w16sdtdh="http://schemas.microsoft.com/office/word/2020/wordml/sdtdatahash" xmlns:w16sdtfl="http://schemas.microsoft.com/office/word/2024/wordml/sdtformatlock" xmlns:w16se="http://schemas.microsoft.com/office/word/2015/wordml/symex" xmlns:wpg="http://schemas.microsoft.com/office/word/2010/wordprocessingGroup" xmlns:wpi="http://schemas.microsoft.com/office/word/2010/wordprocessingInk" xmlns:wne="http://schemas.microsoft.com/office/word/2006/wordml" xmlns:wps="http://schemas.microsoft.com/office/word/2010/wordprocessingShape" mc:Ignorable="w14 w15 w16se w16cid w16 w16cex w16sdtdh w16sdtfl w16du wp14">
   <w:p>
     <w:pPr>
       <w:pStyle w:val="af"/>
@@ -3641,7 +4326,7 @@
 </file>
 
 <file path=word/numbering.xml><?xml version="1.0" encoding="utf-8"?>
-<w:numbering xmlns:wpc="http://schemas.microsoft.com/office/word/2010/wordprocessingCanvas" xmlns:cx="http://schemas.microsoft.com/office/drawing/2014/chartex" xmlns:cx1="http://schemas.microsoft.com/office/drawing/2015/9/8/chartex" xmlns:cx2="http://schemas.microsoft.com/office/drawing/2015/10/21/chartex" xmlns:cx3="http://schemas.microsoft.com/office/drawing/2016/5/9/chartex" xmlns:cx4="http://schemas.microsoft.com/office/drawing/2016/5/10/chartex" xmlns:cx5="http://schemas.microsoft.com/office/drawing/2016/5/11/chartex" xmlns:cx6="http://schemas.microsoft.com/office/drawing/2016/5/12/chartex" xmlns:cx7="http://schemas.microsoft.com/office/drawing/2016/5/13/chartex" xmlns:cx8="http://schemas.microsoft.com/office/drawing/2016/5/14/chartex" xmlns:mc="http://schemas.openxmlformats.org/markup-compatibility/2006" xmlns:aink="http://schemas.microsoft.com/office/drawing/2016/ink" xmlns:am3d="http://schemas.microsoft.com/office/drawing/2017/model3d" xmlns:o="urn:schemas-microsoft-com:office:office" xmlns:oel="http://schemas.microsoft.com/office/2019/extlst" xmlns:r="http://schemas.openxmlformats.org/officeDocument/2006/relationships" xmlns:m="http://schemas.openxmlformats.org/officeDocument/2006/math" xmlns:v="urn:schemas-microsoft-com:vml" xmlns:wp14="http://schemas.microsoft.com/office/word/2010/wordprocessingDrawing" xmlns:wp="http://schemas.openxmlformats.org/drawingml/2006/wordprocessingDrawing" xmlns:w10="urn:schemas-microsoft-com:office:word" xmlns:w="http://schemas.openxmlformats.org/wordprocessingml/2006/main" xmlns:w14="http://schemas.microsoft.com/office/word/2010/wordml" xmlns:w15="http://schemas.microsoft.com/office/word/2012/wordml" xmlns:w16cex="http://schemas.microsoft.com/office/word/2018/wordml/cex" xmlns:w16cid="http://schemas.microsoft.com/office/word/2016/wordml/cid" xmlns:w16="http://schemas.microsoft.com/office/word/2018/wordml" xmlns:w16du="http://schemas.microsoft.com/office/word/2023/wordml/word16du" xmlns:w16sdtdh="http://schemas.microsoft.com/office/word/2020/wordml/sdtdatahash" xmlns:w16se="http://schemas.microsoft.com/office/word/2015/wordml/symex" xmlns:wpg="http://schemas.microsoft.com/office/word/2010/wordprocessingGroup" xmlns:wpi="http://schemas.microsoft.com/office/word/2010/wordprocessingInk" xmlns:wne="http://schemas.microsoft.com/office/word/2006/wordml" xmlns:wps="http://schemas.microsoft.com/office/word/2010/wordprocessingShape" mc:Ignorable="w14 w15 w16se w16cid w16 w16cex w16sdtdh w16du wp14">
+<w:numbering xmlns:wpc="http://schemas.microsoft.com/office/word/2010/wordprocessingCanvas" xmlns:cx="http://schemas.microsoft.com/office/drawing/2014/chartex" xmlns:cx1="http://schemas.microsoft.com/office/drawing/2015/9/8/chartex" xmlns:cx2="http://schemas.microsoft.com/office/drawing/2015/10/21/chartex" xmlns:cx3="http://schemas.microsoft.com/office/drawing/2016/5/9/chartex" xmlns:cx4="http://schemas.microsoft.com/office/drawing/2016/5/10/chartex" xmlns:cx5="http://schemas.microsoft.com/office/drawing/2016/5/11/chartex" xmlns:cx6="http://schemas.microsoft.com/office/drawing/2016/5/12/chartex" xmlns:cx7="http://schemas.microsoft.com/office/drawing/2016/5/13/chartex" xmlns:cx8="http://schemas.microsoft.com/office/drawing/2016/5/14/chartex" xmlns:mc="http://schemas.openxmlformats.org/markup-compatibility/2006" xmlns:aink="http://schemas.microsoft.com/office/drawing/2016/ink" xmlns:am3d="http://schemas.microsoft.com/office/drawing/2017/model3d" xmlns:o="urn:schemas-microsoft-com:office:office" xmlns:oel="http://schemas.microsoft.com/office/2019/extlst" xmlns:r="http://schemas.openxmlformats.org/officeDocument/2006/relationships" xmlns:m="http://schemas.openxmlformats.org/officeDocument/2006/math" xmlns:v="urn:schemas-microsoft-com:vml" xmlns:wp14="http://schemas.microsoft.com/office/word/2010/wordprocessingDrawing" xmlns:wp="http://schemas.openxmlformats.org/drawingml/2006/wordprocessingDrawing" xmlns:w10="urn:schemas-microsoft-com:office:word" xmlns:w="http://schemas.openxmlformats.org/wordprocessingml/2006/main" xmlns:w14="http://schemas.microsoft.com/office/word/2010/wordml" xmlns:w15="http://schemas.microsoft.com/office/word/2012/wordml" xmlns:w16cex="http://schemas.microsoft.com/office/word/2018/wordml/cex" xmlns:w16cid="http://schemas.microsoft.com/office/word/2016/wordml/cid" xmlns:w16="http://schemas.microsoft.com/office/word/2018/wordml" xmlns:w16du="http://schemas.microsoft.com/office/word/2023/wordml/word16du" xmlns:w16sdtdh="http://schemas.microsoft.com/office/word/2020/wordml/sdtdatahash" xmlns:w16sdtfl="http://schemas.microsoft.com/office/word/2024/wordml/sdtformatlock" xmlns:w16se="http://schemas.microsoft.com/office/word/2015/wordml/symex" xmlns:wpg="http://schemas.microsoft.com/office/word/2010/wordprocessingGroup" xmlns:wpi="http://schemas.microsoft.com/office/word/2010/wordprocessingInk" xmlns:wne="http://schemas.microsoft.com/office/word/2006/wordml" xmlns:wps="http://schemas.microsoft.com/office/word/2010/wordprocessingShape" mc:Ignorable="w14 w15 w16se w16cid w16 w16cex w16sdtdh w16sdtfl w16du wp14">
   <w:abstractNum w:abstractNumId="0" w15:restartNumberingAfterBreak="0">
     <w:nsid w:val="0628601C"/>
     <w:multiLevelType w:val="multilevel"/>
@@ -6540,7 +7225,7 @@
 </file>
 
 <file path=word/styles.xml><?xml version="1.0" encoding="utf-8"?>
-<w:styles xmlns:mc="http://schemas.openxmlformats.org/markup-compatibility/2006" xmlns:r="http://schemas.openxmlformats.org/officeDocument/2006/relationships" xmlns:w="http://schemas.openxmlformats.org/wordprocessingml/2006/main" xmlns:w14="http://schemas.microsoft.com/office/word/2010/wordml" xmlns:w15="http://schemas.microsoft.com/office/word/2012/wordml" xmlns:w16cex="http://schemas.microsoft.com/office/word/2018/wordml/cex" xmlns:w16cid="http://schemas.microsoft.com/office/word/2016/wordml/cid" xmlns:w16="http://schemas.microsoft.com/office/word/2018/wordml" xmlns:w16du="http://schemas.microsoft.com/office/word/2023/wordml/word16du" xmlns:w16sdtdh="http://schemas.microsoft.com/office/word/2020/wordml/sdtdatahash" xmlns:w16se="http://schemas.microsoft.com/office/word/2015/wordml/symex" mc:Ignorable="w14 w15 w16se w16cid w16 w16cex w16sdtdh w16du">
+<w:styles xmlns:mc="http://schemas.openxmlformats.org/markup-compatibility/2006" xmlns:r="http://schemas.openxmlformats.org/officeDocument/2006/relationships" xmlns:w="http://schemas.openxmlformats.org/wordprocessingml/2006/main" xmlns:w14="http://schemas.microsoft.com/office/word/2010/wordml" xmlns:w15="http://schemas.microsoft.com/office/word/2012/wordml" xmlns:w16cex="http://schemas.microsoft.com/office/word/2018/wordml/cex" xmlns:w16cid="http://schemas.microsoft.com/office/word/2016/wordml/cid" xmlns:w16="http://schemas.microsoft.com/office/word/2018/wordml" xmlns:w16du="http://schemas.microsoft.com/office/word/2023/wordml/word16du" xmlns:w16sdtdh="http://schemas.microsoft.com/office/word/2020/wordml/sdtdatahash" xmlns:w16sdtfl="http://schemas.microsoft.com/office/word/2024/wordml/sdtformatlock" xmlns:w16se="http://schemas.microsoft.com/office/word/2015/wordml/symex" mc:Ignorable="w14 w15 w16se w16cid w16 w16cex w16sdtdh w16sdtfl w16du">
   <w:docDefaults>
     <w:rPrDefault>
       <w:rPr>
